--- a/Other Files/Dependency Management - SDLC Multi Agent System.docx
+++ b/Other Files/Dependency Management - SDLC Multi Agent System.docx
@@ -7,19 +7,10 @@
         <w:spacing w:line="240" w:lineRule="auto"/>
       </w:pPr>
       <w:r>
-        <w:t>Your concern about whether it is necessary or beneficial to keep updating cloned GitHub repositories in your multi-agent AI system is valid and highlights a critical decision point in adopting a "Best-of-Breed" strategy with open-source tools. The choice to update or maintain a forked version of a repository depends on the extent of your customi</w:t>
-      </w:r>
-      <w:r>
-        <w:t>s</w:t>
-      </w:r>
-      <w:r>
-        <w:t>ations, the direction of the upstream repository, and the long-term goals of your system. Below, I provide a thorough analysis of the pros and cons of updating cloned repositories, address the risks of updates diverging from your needs, and propose a strategy to balance maintaining your customi</w:t>
-      </w:r>
-      <w:r>
-        <w:t>s</w:t>
-      </w:r>
-      <w:r>
-        <w:t xml:space="preserve">ed system with leveraging upstream improvements. </w:t>
+        <w:t>Your concern about whether it is necessary or beneficial to keep updating cloned GitHub repositories in your multi-agent AI system is valid and highlights a critical decision point in adopting a "Best-of-Breed" strategy with open-source tools. The choice to update or maintain a forked version of a repository depends on the extent of your customisations, the direction of the upstream repository, and the long-term goals of your system. Below, I provide a thorough analysis of the pros and cons of updating cloned repositories, address the risks of updates diverging from your needs, and propose a strategy to balance maintaining your customised system with leveraging upstream improvements</w:t>
+      </w:r>
+      <w:r>
+        <w:t>.</w:t>
       </w:r>
     </w:p>
     <w:p>
@@ -69,19 +60,7 @@
         <w:spacing w:line="240" w:lineRule="auto"/>
       </w:pPr>
       <w:r>
-        <w:t>Your system leverages open-source GitHub repositories such as OpenHands, LangChain, LangGraph, and others to build a modular, multi-agent AI framework. These repositories are cloned and customi</w:t>
-      </w:r>
-      <w:r>
-        <w:t>s</w:t>
-      </w:r>
-      <w:r>
-        <w:t>ed to align with your system’s specific requirements, such as integrating with Apache Kafka, RAGFlow, and a hybrid UI (Lobe Chat and VS Code). The concern is whether continuously updating these cloned repositories is necessary, given that your customi</w:t>
-      </w:r>
-      <w:r>
-        <w:t>s</w:t>
-      </w:r>
-      <w:r>
-        <w:t>ations may be superior or tailored, and upstream updates could diverge from your system’s needs.</w:t>
+        <w:t>Your system leverages open-source GitHub repositories such as OpenHands, LangChain, LangGraph, and others to build a modular, multi-agent AI framework. These repositories are cloned and customised to align with your system’s specific requirements, such as integrating with Apache Kafka, RAGFlow, and a hybrid UI (Lobe Chat and VS Code). The concern is whether continuously updating these cloned repositories is necessary, given that your customisations may be superior or tailored, and upstream updates could diverge from your system’s needs.</w:t>
       </w:r>
     </w:p>
     <w:p>
@@ -118,13 +97,7 @@
         <w:spacing w:line="240" w:lineRule="auto"/>
       </w:pPr>
       <w:r>
-        <w:t>2. New Features and Improvements: Repositories like LangChain or Hugging Face Transformers frequently introduce new capabilities (e.g., enhanced LLM integrations, optimi</w:t>
-      </w:r>
-      <w:r>
-        <w:t>s</w:t>
-      </w:r>
-      <w:r>
-        <w:t>ed performance) that could improve your agents’ functionality without requiring in-house development.</w:t>
+        <w:t>2. New Features and Improvements: Repositories like LangChain or Hugging Face Transformers frequently introduce new capabilities (e.g., enhanced LLM integrations, optimised performance) that could improve your agents’ functionality without requiring in-house development.</w:t>
       </w:r>
     </w:p>
     <w:p>
@@ -148,13 +121,7 @@
         <w:spacing w:line="240" w:lineRule="auto"/>
       </w:pPr>
       <w:r>
-        <w:t>5. Performance Enhancements: Repositories like ClickHouse or Qdrant may optimi</w:t>
-      </w:r>
-      <w:r>
-        <w:t>s</w:t>
-      </w:r>
-      <w:r>
-        <w:t>e query performance or resource usage, benefiting your Data Analyst or RAG agents.</w:t>
+        <w:t>5. Performance Enhancements: Repositories like ClickHouse or Qdrant may optimise query performance or resource usage, benefiting your Data Analyst or RAG agents.</w:t>
       </w:r>
     </w:p>
     <w:p>
@@ -191,13 +158,7 @@
         <w:spacing w:line="240" w:lineRule="auto"/>
       </w:pPr>
       <w:r>
-        <w:t>2. Breaking Changes: Major updates could alter APIs, configurations, or behavior, breaking your customi</w:t>
-      </w:r>
-      <w:r>
-        <w:t>s</w:t>
-      </w:r>
-      <w:r>
-        <w:t>ations. For example, a change in LangGraph’s workflow syntax could disrupt your Orchestrator Agent.</w:t>
+        <w:t>2. Breaking Changes: Major updates could alter APIs, configurations, or behavior, breaking your customisations. For example, a change in LangGraph’s workflow syntax could disrupt your Orchestrator Agent.</w:t>
       </w:r>
     </w:p>
     <w:p>
@@ -213,13 +174,7 @@
         <w:spacing w:line="240" w:lineRule="auto"/>
       </w:pPr>
       <w:r>
-        <w:t>4. Loss of Customi</w:t>
-      </w:r>
-      <w:r>
-        <w:t>s</w:t>
-      </w:r>
-      <w:r>
-        <w:t>ations: Merging upstream changes may overwrite or conflict with your tailored modifications, such as domain-specific prompts for the Lawyer Agent or custom integrations in OpenHands.</w:t>
+        <w:t>4. Loss of Customisations: Merging upstream changes may overwrite or conflict with your tailored modifications, such as domain-specific prompts for the Lawyer Agent or custom integrations in OpenHands.</w:t>
       </w:r>
     </w:p>
     <w:p>
@@ -264,13 +219,7 @@
         <w:spacing w:line="240" w:lineRule="auto"/>
       </w:pPr>
       <w:r>
-        <w:t>- Extent of Customi</w:t>
-      </w:r>
-      <w:r>
-        <w:t>s</w:t>
-      </w:r>
-      <w:r>
-        <w:t>ation: If your changes are extensive (e.g., custom agent logic in OpenHands for SDLC workflows), maintaining a fork may be more practical to preserve your tailored functionality.</w:t>
+        <w:t>- Extent of Customisation: If your changes are extensive (e.g., custom agent logic in OpenHands for SDLC workflows), maintaining a fork may be more practical to preserve your tailored functionality.</w:t>
       </w:r>
     </w:p>
     <w:p>
@@ -303,13 +252,7 @@
         <w:spacing w:line="240" w:lineRule="auto"/>
       </w:pPr>
       <w:r>
-        <w:t>- Long-Term Goals: If your goal is to build a unique, proprietary system, prioriti</w:t>
-      </w:r>
-      <w:r>
-        <w:t>s</w:t>
-      </w:r>
-      <w:r>
-        <w:t>ing in-house improvements over upstream updates aligns with creating a differentiated product.</w:t>
+        <w:t>- Long-Term Goals: If your goal is to build a unique, proprietary system, prioritising in-house improvements over upstream updates aligns with creating a differentiated product.</w:t>
       </w:r>
     </w:p>
     <w:p>
@@ -338,19 +281,7 @@
         <w:spacing w:line="240" w:lineRule="auto"/>
       </w:pPr>
       <w:r>
-        <w:t>Given your concerns about upstream updates potentially diverging from your system’s needs and the likelihood that your customi</w:t>
-      </w:r>
-      <w:r>
-        <w:t>s</w:t>
-      </w:r>
-      <w:r>
-        <w:t>ations are tailored for specific domains (e.g., SDLC, Law, Social Work), a selective update strategy is recommended. This approach balances the benefits of upstream improvements with the stability of your customi</w:t>
-      </w:r>
-      <w:r>
-        <w:t>s</w:t>
-      </w:r>
-      <w:r>
-        <w:t>ed system, ensuring you maintain control over your codebase while addressing critical updates.</w:t>
+        <w:t>Given your concerns about upstream updates potentially diverging from your system’s needs and the likelihood that your customisations are tailored for specific domains (e.g., SDLC, Law, Social Work), a selective update strategy is recommended. This approach balances the benefits of upstream improvements with the stability of your customised system, ensuring you maintain control over your codebase while addressing critical updates.</w:t>
       </w:r>
     </w:p>
     <w:p>
@@ -387,13 +318,7 @@
         <w:spacing w:line="240" w:lineRule="auto"/>
       </w:pPr>
       <w:r>
-        <w:t xml:space="preserve">   - Treat cloned repositories as forks, customi</w:t>
-      </w:r>
-      <w:r>
-        <w:t>s</w:t>
-      </w:r>
-      <w:r>
-        <w:t>ed to your system’s architecture (e.g., integrating OpenHands with Kafka for SDLC task routing).</w:t>
+        <w:t xml:space="preserve">   - Treat cloned repositories as forks, customised to your system’s architecture (e.g., integrating OpenHands with Kafka for SDLC task routing).</w:t>
       </w:r>
     </w:p>
     <w:p>
@@ -409,13 +334,7 @@
         <w:spacing w:line="240" w:lineRule="auto"/>
       </w:pPr>
       <w:r>
-        <w:t xml:space="preserve">   - Document customi</w:t>
-      </w:r>
-      <w:r>
-        <w:t>s</w:t>
-      </w:r>
-      <w:r>
-        <w:t>ations clearly (e.g., in a `README.md` or changelog) to track differences from the upstream repository.</w:t>
+        <w:t xml:space="preserve">   - Document customisations clearly (e.g., in a `README.md` or changelog) to track differences from the upstream repository.</w:t>
       </w:r>
     </w:p>
     <w:p>
@@ -465,13 +384,7 @@
         <w:spacing w:line="240" w:lineRule="auto"/>
       </w:pPr>
       <w:r>
-        <w:t xml:space="preserve">   - Critical Updates: Prioriti</w:t>
-      </w:r>
-      <w:r>
-        <w:t>s</w:t>
-      </w:r>
-      <w:r>
-        <w:t>e updates for security patches, bug fixes, or performance improvements that directly impact your system (e.g., a memory leak fix in Qdrant).</w:t>
+        <w:t xml:space="preserve">   - Critical Updates: Prioritise updates for security patches, bug fixes, or performance improvements that directly impact your system (e.g., a memory leak fix in Qdrant).</w:t>
       </w:r>
     </w:p>
     <w:p>
@@ -561,13 +474,7 @@
         <w:spacing w:line="240" w:lineRule="auto"/>
       </w:pPr>
       <w:r>
-        <w:t xml:space="preserve">   - Include tests for your customi</w:t>
-      </w:r>
-      <w:r>
-        <w:t>s</w:t>
-      </w:r>
-      <w:r>
-        <w:t>ations to ensure they remain intact after merging upstream changes.</w:t>
+        <w:t xml:space="preserve">   - Include tests for your customisations to ensure they remain intact after merging upstream changes.</w:t>
       </w:r>
     </w:p>
     <w:p>
@@ -596,19 +503,7 @@
         <w:spacing w:line="240" w:lineRule="auto"/>
       </w:pPr>
       <w:r>
-        <w:t xml:space="preserve">   - If your customi</w:t>
-      </w:r>
-      <w:r>
-        <w:t>s</w:t>
-      </w:r>
-      <w:r>
-        <w:t>ations are generali</w:t>
-      </w:r>
-      <w:r>
-        <w:t>s</w:t>
-      </w:r>
-      <w:r>
-        <w:t>able (e.g., a performance improvement in OpenHands), consider contributing them back to the upstream repository. This can align your fork closer to the upstream, reducing future merge conflicts.</w:t>
+        <w:t xml:space="preserve">   - If your customisations are generalisable (e.g., a performance improvement in OpenHands), consider contributing them back to the upstream repository. This can align your fork closer to the upstream, reducing future merge conflicts.</w:t>
       </w:r>
     </w:p>
     <w:p>
@@ -1158,39 +1053,15 @@
         <w:spacing w:line="240" w:lineRule="auto"/>
       </w:pPr>
       <w:r>
-        <w:t>- Why Not Always Update?: Your concern about upstream updates diverging from your system’s needs is well-founded. If your customi</w:t>
-      </w:r>
-      <w:r>
-        <w:t>s</w:t>
-      </w:r>
-      <w:r>
-        <w:t>ations are extensive or superior (e.g., tailored SDLC workflows in OpenHands), maintaining your fork allows you to prioriti</w:t>
-      </w:r>
-      <w:r>
-        <w:t>s</w:t>
-      </w:r>
-      <w:r>
-        <w:t>e your system’s unique requirements. Continuous updates could introduce instability or require significant rework to reconcile with your customi</w:t>
-      </w:r>
-      <w:r>
-        <w:t>s</w:t>
-      </w:r>
-      <w:r>
-        <w:t>ations.</w:t>
-      </w:r>
-    </w:p>
-    <w:p>
-      <w:pPr>
-        <w:spacing w:line="240" w:lineRule="auto"/>
-      </w:pPr>
-      <w:r>
-        <w:t>- When to Update?: Update selectively for critical bug fixes, security patches, or highly relevant features. For example, a security update in Qdrant for vector search or a performance improvement in LangChain could enhance your Data Analyst or Orchestrator agents without disrupting your customi</w:t>
-      </w:r>
-      <w:r>
-        <w:t>s</w:t>
-      </w:r>
-      <w:r>
-        <w:t>ations.</w:t>
+        <w:t>- Why Not Always Update?: Your concern about upstream updates diverging from your system’s needs is well-founded. If your customisations are extensive or superior (e.g., tailored SDLC workflows in OpenHands), maintaining your fork allows you to prioritise your system’s unique requirements. Continuous updates could introduce instability or require significant rework to reconcile with your customisations.</w:t>
+      </w:r>
+    </w:p>
+    <w:p>
+      <w:pPr>
+        <w:spacing w:line="240" w:lineRule="auto"/>
+      </w:pPr>
+      <w:r>
+        <w:t>- When to Update?: Update selectively for critical bug fixes, security patches, or highly relevant features. For example, a security update in Qdrant for vector search or a performance improvement in LangChain could enhance your Data Analyst or Orchestrator agents without disrupting your customisations.</w:t>
       </w:r>
     </w:p>
     <w:p>
@@ -1227,19 +1098,7 @@
         <w:spacing w:line="240" w:lineRule="auto"/>
       </w:pPr>
       <w:r>
-        <w:t>Adopt the selective update strategy outlined above, prioriti</w:t>
-      </w:r>
-      <w:r>
-        <w:t>s</w:t>
-      </w:r>
-      <w:r>
-        <w:t>ing maintenance of your customi</w:t>
-      </w:r>
-      <w:r>
-        <w:t>s</w:t>
-      </w:r>
-      <w:r>
-        <w:t>ed forks while monitoring upstream repositories for critical updates. This approach:</w:t>
+        <w:t>Adopt the selective update strategy outlined above, prioritising maintenance of your customised forks while monitoring upstream repositories for critical updates. This approach:</w:t>
       </w:r>
     </w:p>
     <w:p>
@@ -1386,19 +1245,7 @@
         <w:spacing w:line="240" w:lineRule="auto"/>
       </w:pPr>
       <w:r>
-        <w:t>The multi-agent AI system is a modular, scalable framework designed to automate and optimi</w:t>
-      </w:r>
-      <w:r>
-        <w:t>s</w:t>
-      </w:r>
-      <w:r>
-        <w:t>e domain-specific tasks across Software Development Life Cycle (SDLC), Deep Research, Social Work, Law, Data Analysis, Business Intelligence, Accounting (India &amp; UK), Human Resources (HR), and a newly proposed Office Agent. It integrates domain-specific agents with shared agents to handle complex workflows, ensuring speciali</w:t>
-      </w:r>
-      <w:r>
-        <w:t>s</w:t>
-      </w:r>
-      <w:r>
-        <w:t>ation and cross-domain collaboration.</w:t>
+        <w:t>The multi-agent AI system is a modular, scalable framework designed to automate and optimise domain-specific tasks across Software Development Life Cycle (SDLC), Deep Research, Social Work, Law, Data Analysis, Business Intelligence, Accounting (India &amp; UK), Human Resources (HR), and a newly proposed Office Agent. It integrates domain-specific agents with shared agents to handle complex workflows, ensuring specialisation and cross-domain collaboration.</w:t>
       </w:r>
     </w:p>
     <w:p>
@@ -1427,13 +1274,7 @@
         <w:spacing w:line="240" w:lineRule="auto"/>
       </w:pPr>
       <w:r>
-        <w:t>- Domain-Specific Agents: Each domain operates its own Multi-Agent System (MAS) with speciali</w:t>
-      </w:r>
-      <w:r>
-        <w:t>s</w:t>
-      </w:r>
-      <w:r>
-        <w:t>ed agents (e.g., Frontend Developer, Data Analyst).</w:t>
+        <w:t>- Domain-Specific Agents: Each domain operates its own Multi-Agent System (MAS) with specialised agents (e.g., Frontend Developer, Data Analyst).</w:t>
       </w:r>
     </w:p>
     <w:p>
@@ -1494,13 +1335,7 @@
         <w:spacing w:line="240" w:lineRule="auto"/>
       </w:pPr>
       <w:r>
-        <w:t>The architecture is modular, scalable, and secure, combining event-driven communication with centrali</w:t>
-      </w:r>
-      <w:r>
-        <w:t>s</w:t>
-      </w:r>
-      <w:r>
-        <w:t>ed orchestration.</w:t>
+        <w:t>The architecture is modular, scalable, and secure, combining event-driven communication with centralised orchestration.</w:t>
       </w:r>
     </w:p>
     <w:p>
@@ -1744,13 +1579,7 @@
         <w:spacing w:line="240" w:lineRule="auto"/>
       </w:pPr>
       <w:r>
-        <w:t>- Cost optimi</w:t>
-      </w:r>
-      <w:r>
-        <w:t>s</w:t>
-      </w:r>
-      <w:r>
-        <w:t>ation with AWS MSK for Kafka.</w:t>
+        <w:t>- Cost optimisation with AWS MSK for Kafka.</w:t>
       </w:r>
     </w:p>
     <w:p>
@@ -1811,13 +1640,7 @@
         <w:spacing w:line="240" w:lineRule="auto"/>
       </w:pPr>
       <w:r>
-        <w:t>- Data Analyst / Data Scientist / ML / DL Agent: Performs EDA, modeling, visuali</w:t>
-      </w:r>
-      <w:r>
-        <w:t>s</w:t>
-      </w:r>
-      <w:r>
-        <w:t>ation with Vanna, Pandas AI, WrenAI, Hugging Face Transformers, scikit-learn, PyTorch, XGBoost.</w:t>
+        <w:t>- Data Analyst / Data Scientist / ML / DL Agent: Performs EDA, modeling, visualisation with Vanna, Pandas AI, WrenAI, Hugging Face Transformers, scikit-learn, PyTorch, XGBoost.</w:t>
       </w:r>
     </w:p>
     <w:p>
@@ -2008,13 +1831,7 @@
         <w:spacing w:line="240" w:lineRule="auto"/>
       </w:pPr>
       <w:r>
-        <w:t>- Modular design with standardi</w:t>
-      </w:r>
-      <w:r>
-        <w:t>s</w:t>
-      </w:r>
-      <w:r>
-        <w:t>ed interfaces.</w:t>
+        <w:t>- Modular design with standardised interfaces.</w:t>
       </w:r>
     </w:p>
     <w:p>
@@ -2359,13 +2176,7 @@
         <w:spacing w:line="240" w:lineRule="auto"/>
       </w:pPr>
       <w:r>
-        <w:t xml:space="preserve">   - Integrate with Kafka for task synchroni</w:t>
-      </w:r>
-      <w:r>
-        <w:t>s</w:t>
-      </w:r>
-      <w:r>
-        <w:t>ation.</w:t>
+        <w:t xml:space="preserve">   - Integrate with Kafka for task synchronisation.</w:t>
       </w:r>
     </w:p>
     <w:p>
@@ -2460,13 +2271,7 @@
         <w:spacing w:line="240" w:lineRule="auto"/>
       </w:pPr>
       <w:r>
-        <w:t>5. Synergi</w:t>
-      </w:r>
-      <w:r>
-        <w:t>s</w:t>
-      </w:r>
-      <w:r>
-        <w:t>e Frameworks and Add Resilience:</w:t>
+        <w:t>5. Synergise Frameworks and Add Resilience:</w:t>
       </w:r>
     </w:p>
     <w:p>
@@ -2519,13 +2324,7 @@
         <w:spacing w:line="240" w:lineRule="auto"/>
       </w:pPr>
       <w:r>
-        <w:t>To balance the benefits of upstream updates with the stability of your customi</w:t>
-      </w:r>
-      <w:r>
-        <w:t>s</w:t>
-      </w:r>
-      <w:r>
-        <w:t>ed system, adopt a selective update strategy for cloned repositories (e.g., OpenHands, Kilo Code, LangChain).</w:t>
+        <w:t>To balance the benefits of upstream updates with the stability of your customised system, adopt a selective update strategy for cloned repositories (e.g., OpenHands, Kilo Code, LangChain).</w:t>
       </w:r>
     </w:p>
     <w:p>
@@ -2546,27 +2345,15 @@
         <w:spacing w:line="240" w:lineRule="auto"/>
       </w:pPr>
       <w:r>
-        <w:t xml:space="preserve">  - Treat cloned repositories as forks, customi</w:t>
-      </w:r>
-      <w:r>
-        <w:t>s</w:t>
-      </w:r>
-      <w:r>
-        <w:t>ed for your system (e.g., integrating OpenHands with Kafka).</w:t>
-      </w:r>
-    </w:p>
-    <w:p>
-      <w:pPr>
-        <w:spacing w:line="240" w:lineRule="auto"/>
-      </w:pPr>
-      <w:r>
-        <w:t xml:space="preserve">  - Document customi</w:t>
-      </w:r>
-      <w:r>
-        <w:t>s</w:t>
-      </w:r>
-      <w:r>
-        <w:t>ations in a changelog to track differences.</w:t>
+        <w:t xml:space="preserve">  - Treat cloned repositories as forks, customised for your system (e.g., integrating OpenHands with Kafka).</w:t>
+      </w:r>
+    </w:p>
+    <w:p>
+      <w:pPr>
+        <w:spacing w:line="240" w:lineRule="auto"/>
+      </w:pPr>
+      <w:r>
+        <w:t xml:space="preserve">  - Document customisations in a changelog to track differences.</w:t>
       </w:r>
     </w:p>
     <w:p>
@@ -2614,13 +2401,7 @@
         <w:spacing w:line="240" w:lineRule="auto"/>
       </w:pPr>
       <w:r>
-        <w:t xml:space="preserve">  - Prioriti</w:t>
-      </w:r>
-      <w:r>
-        <w:t>s</w:t>
-      </w:r>
-      <w:r>
-        <w:t>e updates for security patches, bug fixes, or relevant features.</w:t>
+        <w:t xml:space="preserve">  - Prioritise updates for security patches, bug fixes, or relevant features.</w:t>
       </w:r>
     </w:p>
     <w:p>
@@ -2708,19 +2489,7 @@
         <w:spacing w:line="240" w:lineRule="auto"/>
       </w:pPr>
       <w:r>
-        <w:t xml:space="preserve">  - Submit generali</w:t>
-      </w:r>
-      <w:r>
-        <w:t>s</w:t>
-      </w:r>
-      <w:r>
-        <w:t>able customi</w:t>
-      </w:r>
-      <w:r>
-        <w:t>s</w:t>
-      </w:r>
-      <w:r>
-        <w:t>ations to upstream repositories to reduce future merge conflicts.</w:t>
+        <w:t xml:space="preserve">  - Submit generalisable customisations to upstream repositories to reduce future merge conflicts.</w:t>
       </w:r>
     </w:p>
     <w:p>
@@ -3050,13 +2819,7 @@
         <w:spacing w:line="240" w:lineRule="auto"/>
       </w:pPr>
       <w:r>
-        <w:t>- Preserves your customi</w:t>
-      </w:r>
-      <w:r>
-        <w:t>s</w:t>
-      </w:r>
-      <w:r>
-        <w:t>ations while allowing critical updates.</w:t>
+        <w:t>- Preserves your customisations while allowing critical updates.</w:t>
       </w:r>
     </w:p>
     <w:p>
@@ -3093,13 +2856,7 @@
         <w:spacing w:line="240" w:lineRule="auto"/>
       </w:pPr>
       <w:r>
-        <w:t>- Data Pipeline: Standardi</w:t>
-      </w:r>
-      <w:r>
-        <w:t>s</w:t>
-      </w:r>
-      <w:r>
-        <w:t>ed with Unstructured.io and Kafka Connect.</w:t>
+        <w:t>- Data Pipeline: Standardised with Unstructured.io and Kafka Connect.</w:t>
       </w:r>
     </w:p>
     <w:p>
@@ -3256,27 +3013,15 @@
         <w:spacing w:line="240" w:lineRule="auto"/>
       </w:pPr>
       <w:r>
-        <w:t>5. Phase 5: Testing and Optimi</w:t>
-      </w:r>
-      <w:r>
-        <w:t>s</w:t>
-      </w:r>
-      <w:r>
-        <w:t>ation (1-2 months)</w:t>
-      </w:r>
-    </w:p>
-    <w:p>
-      <w:pPr>
-        <w:spacing w:line="240" w:lineRule="auto"/>
-      </w:pPr>
-      <w:r>
-        <w:t xml:space="preserve">   - Test with LangSmith, optimi</w:t>
-      </w:r>
-      <w:r>
-        <w:t>s</w:t>
-      </w:r>
-      <w:r>
-        <w:t>e with observability insights.</w:t>
+        <w:t>5. Phase 5: Testing and Optimisation (1-2 months)</w:t>
+      </w:r>
+    </w:p>
+    <w:p>
+      <w:pPr>
+        <w:spacing w:line="240" w:lineRule="auto"/>
+      </w:pPr>
+      <w:r>
+        <w:t xml:space="preserve">   - Test with LangSmith, optimise with observability insights.</w:t>
       </w:r>
     </w:p>
     <w:p>
@@ -3552,13 +3297,7 @@
         <w:spacing w:line="240" w:lineRule="auto"/>
       </w:pPr>
       <w:r>
-        <w:t>- Cost Management: Optimi</w:t>
-      </w:r>
-      <w:r>
-        <w:t>s</w:t>
-      </w:r>
-      <w:r>
-        <w:t>e with cloud-native services.</w:t>
+        <w:t>- Cost Management: Optimise with cloud-native services.</w:t>
       </w:r>
     </w:p>
     <w:p>
@@ -3579,13 +3318,7 @@
         <w:spacing w:line="240" w:lineRule="auto"/>
       </w:pPr>
       <w:r>
-        <w:t>- Prioriti</w:t>
-      </w:r>
-      <w:r>
-        <w:t>s</w:t>
-      </w:r>
-      <w:r>
-        <w:t>e Modularity: Ensure self-contained components.</w:t>
+        <w:t>- Prioritise Modularity: Ensure self-contained components.</w:t>
       </w:r>
     </w:p>
     <w:p>
@@ -3601,13 +3334,7 @@
         <w:spacing w:line="240" w:lineRule="auto"/>
       </w:pPr>
       <w:r>
-        <w:t>- Leverage Open-Source: Maximi</w:t>
-      </w:r>
-      <w:r>
-        <w:t>s</w:t>
-      </w:r>
-      <w:r>
-        <w:t>e "Best-of-Breed" benefits.</w:t>
+        <w:t>- Leverage Open-Source: Maximise "Best-of-Breed" benefits.</w:t>
       </w:r>
     </w:p>
     <w:p>
@@ -3623,13 +3350,7 @@
         <w:spacing w:line="240" w:lineRule="auto"/>
       </w:pPr>
       <w:r>
-        <w:t>- Optimi</w:t>
-      </w:r>
-      <w:r>
-        <w:t>s</w:t>
-      </w:r>
-      <w:r>
-        <w:t>e Resources: Share LLMs, use cloud-native services.</w:t>
+        <w:t>- Optimise Resources: Share LLMs, use cloud-native services.</w:t>
       </w:r>
     </w:p>
     <w:p>
@@ -3674,13 +3395,7 @@
         <w:spacing w:line="240" w:lineRule="auto"/>
       </w:pPr>
       <w:r>
-        <w:t>- Continuous Improvement: Optimi</w:t>
-      </w:r>
-      <w:r>
-        <w:t>s</w:t>
-      </w:r>
-      <w:r>
-        <w:t>e with Observability Agent.</w:t>
+        <w:t>- Continuous Improvement: Optimise with Observability Agent.</w:t>
       </w:r>
     </w:p>
     <w:p>
@@ -3724,19 +3439,7 @@
         <w:spacing w:line="240" w:lineRule="auto"/>
       </w:pPr>
       <w:r>
-        <w:t>Your intuition to prioriti</w:t>
-      </w:r>
-      <w:r>
-        <w:t>s</w:t>
-      </w:r>
-      <w:r>
-        <w:t>e improving your customi</w:t>
-      </w:r>
-      <w:r>
-        <w:t>s</w:t>
-      </w:r>
-      <w:r>
-        <w:t>ed system over continuously updating cloned repositories is sound, especially given the potential for upstream updates to diverge from your needs. The selective update strategy ensures you benefit from critical fixes and relevant features without compromising your tailored functionality. By maintaining forks, monitoring updates with GitHub Actions, managing dependencies with Dependabot, and testing rigorously, you can keep your system robust and innovative. The revised design document incorporates this strategy, providing a clear foundation for your multi-agent AI system as of 02:37 AM BST on Thursday, July 31, 2025. Let me know if you need further refinements or additional implementation details!</w:t>
+        <w:t>Your intuition to prioritise improving your customised system over continuously updating cloned repositories is sound, especially given the potential for upstream updates to diverge from your needs. The selective update strategy ensures you benefit from critical fixes and relevant features without compromising your tailored functionality. By maintaining forks, monitoring updates with GitHub Actions, managing dependencies with Dependabot, and testing rigorously, you can keep your system robust and innovative. The revised design document incorporates this strategy, providing a clear foundation for your multi-agent AI system as of 02:37 AM BST on Thursday, July 31, 2025. Let me know if you need further refinements or additional implementation details!</w:t>
       </w:r>
     </w:p>
     <w:sectPr>
@@ -4351,6 +4054,7 @@
   <w:style w:type="character" w:default="1" w:styleId="DefaultParagraphFont">
     <w:name w:val="Default Paragraph Font"/>
     <w:uiPriority w:val="1"/>
+    <w:semiHidden/>
     <w:unhideWhenUsed/>
   </w:style>
   <w:style w:type="table" w:default="1" w:styleId="TableNormal">
